--- a/MATERIAIS PUBLICADOS/ANEXOS ADMINISTRATIVO/Anexo V - Pedidos materiais e outros.docx
+++ b/MATERIAIS PUBLICADOS/ANEXOS ADMINISTRATIVO/Anexo V - Pedidos materiais e outros.docx
@@ -1,6 +1,6 @@
 
 <file path=word/document.xml><?xml version="1.0" encoding="utf-8"?>
-<w:document xmlns:wpc="http://schemas.microsoft.com/office/word/2010/wordprocessingCanvas" xmlns:cx="http://schemas.microsoft.com/office/drawing/2014/chartex" xmlns:cx1="http://schemas.microsoft.com/office/drawing/2015/9/8/chartex" xmlns:cx2="http://schemas.microsoft.com/office/drawing/2015/10/21/chartex" xmlns:cx3="http://schemas.microsoft.com/office/drawing/2016/5/9/chartex" xmlns:cx4="http://schemas.microsoft.com/office/drawing/2016/5/10/chartex" xmlns:cx5="http://schemas.microsoft.com/office/drawing/2016/5/11/chartex" xmlns:cx6="http://schemas.microsoft.com/office/drawing/2016/5/12/chartex" xmlns:cx7="http://schemas.microsoft.com/office/drawing/2016/5/13/chartex" xmlns:cx8="http://schemas.microsoft.com/office/drawing/2016/5/14/chartex" xmlns:mc="http://schemas.openxmlformats.org/markup-compatibility/2006" xmlns:aink="http://schemas.microsoft.com/office/drawing/2016/ink" xmlns:am3d="http://schemas.microsoft.com/office/drawing/2017/model3d" xmlns:o="urn:schemas-microsoft-com:office:office" xmlns:r="http://schemas.openxmlformats.org/officeDocument/2006/relationships" xmlns:m="http://schemas.openxmlformats.org/officeDocument/2006/math" xmlns:v="urn:schemas-microsoft-com:vml" xmlns:wp14="http://schemas.microsoft.com/office/word/2010/wordprocessingDrawing" xmlns:wp="http://schemas.openxmlformats.org/drawingml/2006/wordprocessingDrawing" xmlns:w10="urn:schemas-microsoft-com:office:word" xmlns:w="http://schemas.openxmlformats.org/wordprocessingml/2006/main" xmlns:w14="http://schemas.microsoft.com/office/word/2010/wordml" xmlns:w15="http://schemas.microsoft.com/office/word/2012/wordml" xmlns:w16cex="http://schemas.microsoft.com/office/word/2018/wordml/cex" xmlns:w16cid="http://schemas.microsoft.com/office/word/2016/wordml/cid" xmlns:w16="http://schemas.microsoft.com/office/word/2018/wordml" xmlns:w16sdtdh="http://schemas.microsoft.com/office/word/2020/wordml/sdtdatahash" xmlns:w16se="http://schemas.microsoft.com/office/word/2015/wordml/symex" xmlns:wpg="http://schemas.microsoft.com/office/word/2010/wordprocessingGroup" xmlns:wpi="http://schemas.microsoft.com/office/word/2010/wordprocessingInk" xmlns:wne="http://schemas.microsoft.com/office/word/2006/wordml" xmlns:wps="http://schemas.microsoft.com/office/word/2010/wordprocessingShape" mc:Ignorable="w14 w15 w16se w16cid w16 w16cex w16sdtdh wp14">
+<w:document xmlns:wpc="http://schemas.microsoft.com/office/word/2010/wordprocessingCanvas" xmlns:cx="http://schemas.microsoft.com/office/drawing/2014/chartex" xmlns:cx1="http://schemas.microsoft.com/office/drawing/2015/9/8/chartex" xmlns:cx2="http://schemas.microsoft.com/office/drawing/2015/10/21/chartex" xmlns:cx3="http://schemas.microsoft.com/office/drawing/2016/5/9/chartex" xmlns:cx4="http://schemas.microsoft.com/office/drawing/2016/5/10/chartex" xmlns:cx5="http://schemas.microsoft.com/office/drawing/2016/5/11/chartex" xmlns:cx6="http://schemas.microsoft.com/office/drawing/2016/5/12/chartex" xmlns:cx7="http://schemas.microsoft.com/office/drawing/2016/5/13/chartex" xmlns:cx8="http://schemas.microsoft.com/office/drawing/2016/5/14/chartex" xmlns:mc="http://schemas.openxmlformats.org/markup-compatibility/2006" xmlns:aink="http://schemas.microsoft.com/office/drawing/2016/ink" xmlns:am3d="http://schemas.microsoft.com/office/drawing/2017/model3d" xmlns:o="urn:schemas-microsoft-com:office:office" xmlns:oel="http://schemas.microsoft.com/office/2019/extlst" xmlns:r="http://schemas.openxmlformats.org/officeDocument/2006/relationships" xmlns:m="http://schemas.openxmlformats.org/officeDocument/2006/math" xmlns:v="urn:schemas-microsoft-com:vml" xmlns:wp14="http://schemas.microsoft.com/office/word/2010/wordprocessingDrawing" xmlns:wp="http://schemas.openxmlformats.org/drawingml/2006/wordprocessingDrawing" xmlns:w10="urn:schemas-microsoft-com:office:word" xmlns:w="http://schemas.openxmlformats.org/wordprocessingml/2006/main" xmlns:w14="http://schemas.microsoft.com/office/word/2010/wordml" xmlns:w15="http://schemas.microsoft.com/office/word/2012/wordml" xmlns:w16cex="http://schemas.microsoft.com/office/word/2018/wordml/cex" xmlns:w16cid="http://schemas.microsoft.com/office/word/2016/wordml/cid" xmlns:w16="http://schemas.microsoft.com/office/word/2018/wordml" xmlns:w16du="http://schemas.microsoft.com/office/word/2023/wordml/word16du" xmlns:w16sdtdh="http://schemas.microsoft.com/office/word/2020/wordml/sdtdatahash" xmlns:w16sdtfl="http://schemas.microsoft.com/office/word/2024/wordml/sdtformatlock" xmlns:w16se="http://schemas.microsoft.com/office/word/2015/wordml/symex" xmlns:wpg="http://schemas.microsoft.com/office/word/2010/wordprocessingGroup" xmlns:wpi="http://schemas.microsoft.com/office/word/2010/wordprocessingInk" xmlns:wne="http://schemas.microsoft.com/office/word/2006/wordml" xmlns:wps="http://schemas.microsoft.com/office/word/2010/wordprocessingShape" mc:Ignorable="w14 w15 w16se w16cid w16 w16cex w16sdtdh w16sdtfl w16du wp14">
   <w:body>
     <w:p>
       <w:pPr>
@@ -136,7 +136,7 @@
               </wp:anchor>
             </w:drawing>
           </mc:Choice>
-          <mc:Fallback xmlns:w16sdtfl="http://schemas.microsoft.com/office/word/2024/wordml/sdtformatlock" xmlns:w16du="http://schemas.microsoft.com/office/word/2023/wordml/word16du" xmlns:oel="http://schemas.microsoft.com/office/2019/extlst">
+          <mc:Fallback>
             <w:pict>
               <v:shapetype w14:anchorId="0466DD5A" id="_x0000_t202" coordsize="21600,21600" o:spt="202" path="m,l,21600r21600,l21600,xe">
                 <v:stroke joinstyle="miter"/>
@@ -284,7 +284,6 @@
                                 <w:bCs/>
                               </w:rPr>
                             </w:pPr>
-                            <w:proofErr w:type="gramStart"/>
                             <w:r>
                               <w:rPr>
                                 <w:rFonts w:ascii="Arial" w:hAnsi="Arial" w:cs="Arial"/>
@@ -293,7 +292,6 @@
                               </w:rPr>
                               <w:t>(  )</w:t>
                             </w:r>
-                            <w:proofErr w:type="gramEnd"/>
                             <w:r>
                               <w:rPr>
                                 <w:rFonts w:ascii="Arial" w:hAnsi="Arial" w:cs="Arial"/>
@@ -329,23 +327,13 @@
                                 <w:bCs/>
                               </w:rPr>
                             </w:pPr>
-                            <w:proofErr w:type="gramStart"/>
                             <w:r>
                               <w:rPr>
                                 <w:rFonts w:ascii="Arial" w:hAnsi="Arial" w:cs="Arial"/>
                                 <w:b/>
                                 <w:bCs/>
                               </w:rPr>
-                              <w:t>(  )</w:t>
-                            </w:r>
-                            <w:proofErr w:type="gramEnd"/>
-                            <w:r>
-                              <w:rPr>
-                                <w:rFonts w:ascii="Arial" w:hAnsi="Arial" w:cs="Arial"/>
-                                <w:b/>
-                                <w:bCs/>
-                              </w:rPr>
-                              <w:t xml:space="preserve"> Não atendido.</w:t>
+                              <w:t>(  ) Não atendido.</w:t>
                             </w:r>
                           </w:p>
                           <w:p>
@@ -358,7 +346,6 @@
                                 <w:bCs/>
                               </w:rPr>
                             </w:pPr>
-                            <w:proofErr w:type="gramStart"/>
                             <w:r>
                               <w:rPr>
                                 <w:rFonts w:ascii="Arial" w:hAnsi="Arial" w:cs="Arial"/>
@@ -367,7 +354,6 @@
                               </w:rPr>
                               <w:t>(  )</w:t>
                             </w:r>
-                            <w:proofErr w:type="gramEnd"/>
                             <w:r>
                               <w:rPr>
                                 <w:rFonts w:ascii="Arial" w:hAnsi="Arial" w:cs="Arial"/>
@@ -427,7 +413,7 @@
               </wp:anchor>
             </w:drawing>
           </mc:Choice>
-          <mc:Fallback xmlns:w16sdtfl="http://schemas.microsoft.com/office/word/2024/wordml/sdtformatlock" xmlns:w16du="http://schemas.microsoft.com/office/word/2023/wordml/word16du" xmlns:oel="http://schemas.microsoft.com/office/2019/extlst">
+          <mc:Fallback>
             <w:pict>
               <v:shape w14:anchorId="3891CE3A" id="_x0000_s1027" type="#_x0000_t202" style="position:absolute;left:0;text-align:left;margin-left:478.6pt;margin-top:27.4pt;width:241.5pt;height:99pt;z-index:251663360;visibility:visible;mso-wrap-style:square;mso-width-percent:0;mso-height-percent:0;mso-wrap-distance-left:9pt;mso-wrap-distance-top:3.6pt;mso-wrap-distance-right:9pt;mso-wrap-distance-bottom:3.6pt;mso-position-horizontal:absolute;mso-position-horizontal-relative:text;mso-position-vertical:absolute;mso-position-vertical-relative:text;mso-width-percent:0;mso-height-percent:0;mso-width-relative:margin;mso-height-relative:margin;v-text-anchor:top" o:gfxdata="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">
                 <v:textbox>
@@ -685,23 +671,13 @@
                                 <w:bCs/>
                               </w:rPr>
                             </w:pPr>
-                            <w:proofErr w:type="gramStart"/>
                             <w:r>
                               <w:rPr>
                                 <w:rFonts w:ascii="Arial" w:hAnsi="Arial" w:cs="Arial"/>
                                 <w:b/>
                                 <w:bCs/>
                               </w:rPr>
-                              <w:t>(  )</w:t>
-                            </w:r>
-                            <w:proofErr w:type="gramEnd"/>
-                            <w:r>
-                              <w:rPr>
-                                <w:rFonts w:ascii="Arial" w:hAnsi="Arial" w:cs="Arial"/>
-                                <w:b/>
-                                <w:bCs/>
-                              </w:rPr>
-                              <w:t xml:space="preserve"> Material higiene/limpeza</w:t>
+                              <w:t>(  ) Material higiene/limpeza</w:t>
                             </w:r>
                           </w:p>
                           <w:p>
@@ -714,23 +690,13 @@
                                 <w:bCs/>
                               </w:rPr>
                             </w:pPr>
-                            <w:proofErr w:type="gramStart"/>
                             <w:r>
                               <w:rPr>
                                 <w:rFonts w:ascii="Arial" w:hAnsi="Arial" w:cs="Arial"/>
                                 <w:b/>
                                 <w:bCs/>
                               </w:rPr>
-                              <w:t>(  )</w:t>
-                            </w:r>
-                            <w:proofErr w:type="gramEnd"/>
-                            <w:r>
-                              <w:rPr>
-                                <w:rFonts w:ascii="Arial" w:hAnsi="Arial" w:cs="Arial"/>
-                                <w:b/>
-                                <w:bCs/>
-                              </w:rPr>
-                              <w:t xml:space="preserve"> Material gráfico</w:t>
+                              <w:t>(  ) Material gráfico</w:t>
                             </w:r>
                             <w:r>
                               <w:rPr>
@@ -751,52 +717,14 @@
                                 <w:bCs/>
                               </w:rPr>
                             </w:pPr>
-                            <w:proofErr w:type="gramStart"/>
                             <w:r>
                               <w:rPr>
                                 <w:rFonts w:ascii="Arial" w:hAnsi="Arial" w:cs="Arial"/>
                                 <w:b/>
                                 <w:bCs/>
                               </w:rPr>
-                              <w:t>(  )</w:t>
+                              <w:t>(  ) Coffe Brake</w:t>
                             </w:r>
-                            <w:proofErr w:type="gramEnd"/>
-                            <w:r>
-                              <w:rPr>
-                                <w:rFonts w:ascii="Arial" w:hAnsi="Arial" w:cs="Arial"/>
-                                <w:b/>
-                                <w:bCs/>
-                              </w:rPr>
-                              <w:t xml:space="preserve"> </w:t>
-                            </w:r>
-                            <w:proofErr w:type="spellStart"/>
-                            <w:r>
-                              <w:rPr>
-                                <w:rFonts w:ascii="Arial" w:hAnsi="Arial" w:cs="Arial"/>
-                                <w:b/>
-                                <w:bCs/>
-                              </w:rPr>
-                              <w:t>Coffe</w:t>
-                            </w:r>
-                            <w:proofErr w:type="spellEnd"/>
-                            <w:r>
-                              <w:rPr>
-                                <w:rFonts w:ascii="Arial" w:hAnsi="Arial" w:cs="Arial"/>
-                                <w:b/>
-                                <w:bCs/>
-                              </w:rPr>
-                              <w:t xml:space="preserve"> </w:t>
-                            </w:r>
-                            <w:proofErr w:type="spellStart"/>
-                            <w:r>
-                              <w:rPr>
-                                <w:rFonts w:ascii="Arial" w:hAnsi="Arial" w:cs="Arial"/>
-                                <w:b/>
-                                <w:bCs/>
-                              </w:rPr>
-                              <w:t>Brake</w:t>
-                            </w:r>
-                            <w:proofErr w:type="spellEnd"/>
                           </w:p>
                           <w:p>
                             <w:pPr>
@@ -808,23 +736,13 @@
                                 <w:bCs/>
                               </w:rPr>
                             </w:pPr>
-                            <w:proofErr w:type="gramStart"/>
                             <w:r>
                               <w:rPr>
                                 <w:rFonts w:ascii="Arial" w:hAnsi="Arial" w:cs="Arial"/>
                                 <w:b/>
                                 <w:bCs/>
                               </w:rPr>
-                              <w:t>(  )</w:t>
-                            </w:r>
-                            <w:proofErr w:type="gramEnd"/>
-                            <w:r>
-                              <w:rPr>
-                                <w:rFonts w:ascii="Arial" w:hAnsi="Arial" w:cs="Arial"/>
-                                <w:b/>
-                                <w:bCs/>
-                              </w:rPr>
-                              <w:t xml:space="preserve"> Obras</w:t>
+                              <w:t>(  ) Obras</w:t>
                             </w:r>
                           </w:p>
                           <w:p>
@@ -832,23 +750,13 @@
                               <w:spacing w:after="0" w:line="240" w:lineRule="auto"/>
                               <w:jc w:val="both"/>
                             </w:pPr>
-                            <w:proofErr w:type="gramStart"/>
                             <w:r>
                               <w:rPr>
                                 <w:rFonts w:ascii="Arial" w:hAnsi="Arial" w:cs="Arial"/>
                                 <w:b/>
                                 <w:bCs/>
                               </w:rPr>
-                              <w:t>(  )</w:t>
-                            </w:r>
-                            <w:proofErr w:type="gramEnd"/>
-                            <w:r>
-                              <w:rPr>
-                                <w:rFonts w:ascii="Arial" w:hAnsi="Arial" w:cs="Arial"/>
-                                <w:b/>
-                                <w:bCs/>
-                              </w:rPr>
-                              <w:t xml:space="preserve"> Outro:__________________</w:t>
+                              <w:t>(  ) Outro:__________________</w:t>
                             </w:r>
                           </w:p>
                         </w:txbxContent>
@@ -868,7 +776,7 @@
               </wp:anchor>
             </w:drawing>
           </mc:Choice>
-          <mc:Fallback xmlns:w16sdtfl="http://schemas.microsoft.com/office/word/2024/wordml/sdtformatlock" xmlns:w16du="http://schemas.microsoft.com/office/word/2023/wordml/word16du" xmlns:oel="http://schemas.microsoft.com/office/2019/extlst">
+          <mc:Fallback>
             <w:pict>
               <v:shape w14:anchorId="48528601" id="_x0000_s1028" type="#_x0000_t202" style="position:absolute;left:0;text-align:left;margin-left:93.85pt;margin-top:28.9pt;width:182.25pt;height:95.25pt;z-index:251659264;visibility:visible;mso-wrap-style:square;mso-width-percent:0;mso-height-percent:0;mso-wrap-distance-left:9pt;mso-wrap-distance-top:3.6pt;mso-wrap-distance-right:9pt;mso-wrap-distance-bottom:3.6pt;mso-position-horizontal:absolute;mso-position-horizontal-relative:text;mso-position-vertical:absolute;mso-position-vertical-relative:text;mso-width-percent:0;mso-height-percent:0;mso-width-relative:margin;mso-height-relative:margin;v-text-anchor:top" o:gfxdata="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">
                 <v:textbox>
@@ -1155,23 +1063,13 @@
                                 <w:bCs/>
                               </w:rPr>
                             </w:pPr>
-                            <w:proofErr w:type="gramStart"/>
                             <w:r>
                               <w:rPr>
                                 <w:rFonts w:ascii="Arial" w:hAnsi="Arial" w:cs="Arial"/>
                                 <w:b/>
                                 <w:bCs/>
                               </w:rPr>
-                              <w:t>(  )</w:t>
-                            </w:r>
-                            <w:proofErr w:type="gramEnd"/>
-                            <w:r>
-                              <w:rPr>
-                                <w:rFonts w:ascii="Arial" w:hAnsi="Arial" w:cs="Arial"/>
-                                <w:b/>
-                                <w:bCs/>
-                              </w:rPr>
-                              <w:t xml:space="preserve"> </w:t>
+                              <w:t xml:space="preserve">(  ) </w:t>
                             </w:r>
                             <w:r>
                               <w:rPr>
@@ -1192,23 +1090,13 @@
                                 <w:bCs/>
                               </w:rPr>
                             </w:pPr>
-                            <w:proofErr w:type="gramStart"/>
                             <w:r>
                               <w:rPr>
                                 <w:rFonts w:ascii="Arial" w:hAnsi="Arial" w:cs="Arial"/>
                                 <w:b/>
                                 <w:bCs/>
                               </w:rPr>
-                              <w:t>(  )</w:t>
-                            </w:r>
-                            <w:proofErr w:type="gramEnd"/>
-                            <w:r>
-                              <w:rPr>
-                                <w:rFonts w:ascii="Arial" w:hAnsi="Arial" w:cs="Arial"/>
-                                <w:b/>
-                                <w:bCs/>
-                              </w:rPr>
-                              <w:t xml:space="preserve"> </w:t>
+                              <w:t xml:space="preserve">(  ) </w:t>
                             </w:r>
                             <w:r>
                               <w:rPr>
@@ -1242,7 +1130,7 @@
               </wp:anchor>
             </w:drawing>
           </mc:Choice>
-          <mc:Fallback xmlns:w16sdtfl="http://schemas.microsoft.com/office/word/2024/wordml/sdtformatlock" xmlns:w16du="http://schemas.microsoft.com/office/word/2023/wordml/word16du" xmlns:oel="http://schemas.microsoft.com/office/2019/extlst">
+          <mc:Fallback>
             <w:pict>
               <v:shape w14:anchorId="61F1FC13" id="_x0000_s1029" type="#_x0000_t202" style="position:absolute;left:0;text-align:left;margin-left:282.85pt;margin-top:80.5pt;width:187.5pt;height:45pt;z-index:251661312;visibility:visible;mso-wrap-style:square;mso-width-percent:0;mso-height-percent:0;mso-wrap-distance-left:9pt;mso-wrap-distance-top:3.6pt;mso-wrap-distance-right:9pt;mso-wrap-distance-bottom:3.6pt;mso-position-horizontal:absolute;mso-position-horizontal-relative:text;mso-position-vertical:absolute;mso-position-vertical-relative:text;mso-width-percent:0;mso-height-percent:0;mso-width-relative:margin;mso-height-relative:margin;v-text-anchor:top" o:gfxdata="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">
                 <v:textbox>
@@ -1434,23 +1322,13 @@
                                 <w:bCs/>
                               </w:rPr>
                             </w:pPr>
-                            <w:proofErr w:type="gramStart"/>
                             <w:r>
                               <w:rPr>
                                 <w:rFonts w:ascii="Arial" w:hAnsi="Arial" w:cs="Arial"/>
                                 <w:b/>
                                 <w:bCs/>
                               </w:rPr>
-                              <w:t>(  )</w:t>
-                            </w:r>
-                            <w:proofErr w:type="gramEnd"/>
-                            <w:r>
-                              <w:rPr>
-                                <w:rFonts w:ascii="Arial" w:hAnsi="Arial" w:cs="Arial"/>
-                                <w:b/>
-                                <w:bCs/>
-                              </w:rPr>
-                              <w:t xml:space="preserve"> DEFERIDO</w:t>
+                              <w:t>(  ) DEFERIDO</w:t>
                             </w:r>
                           </w:p>
                           <w:p>
@@ -1463,23 +1341,13 @@
                                 <w:bCs/>
                               </w:rPr>
                             </w:pPr>
-                            <w:proofErr w:type="gramStart"/>
                             <w:r>
                               <w:rPr>
                                 <w:rFonts w:ascii="Arial" w:hAnsi="Arial" w:cs="Arial"/>
                                 <w:b/>
                                 <w:bCs/>
                               </w:rPr>
-                              <w:t>(  )</w:t>
-                            </w:r>
-                            <w:proofErr w:type="gramEnd"/>
-                            <w:r>
-                              <w:rPr>
-                                <w:rFonts w:ascii="Arial" w:hAnsi="Arial" w:cs="Arial"/>
-                                <w:b/>
-                                <w:bCs/>
-                              </w:rPr>
-                              <w:t xml:space="preserve"> INDEFERIDO</w:t>
+                              <w:t>(  ) INDEFERIDO</w:t>
                             </w:r>
                           </w:p>
                           <w:p>
@@ -1505,7 +1373,7 @@
               </wp:anchor>
             </w:drawing>
           </mc:Choice>
-          <mc:Fallback xmlns:w16sdtfl="http://schemas.microsoft.com/office/word/2024/wordml/sdtformatlock" xmlns:w16du="http://schemas.microsoft.com/office/word/2023/wordml/word16du" xmlns:oel="http://schemas.microsoft.com/office/2019/extlst">
+          <mc:Fallback>
             <w:pict>
               <v:shape w14:anchorId="68D24164" id="_x0000_s1030" type="#_x0000_t202" style="position:absolute;left:0;text-align:left;margin-left:283.6pt;margin-top:27.4pt;width:186.75pt;height:48.75pt;z-index:251665408;visibility:visible;mso-wrap-style:square;mso-width-percent:0;mso-height-percent:0;mso-wrap-distance-left:9pt;mso-wrap-distance-top:3.6pt;mso-wrap-distance-right:9pt;mso-wrap-distance-bottom:3.6pt;mso-position-horizontal:absolute;mso-position-horizontal-relative:text;mso-position-vertical:absolute;mso-position-vertical-relative:text;mso-width-percent:0;mso-height-percent:0;mso-width-relative:margin;mso-height-relative:margin;v-text-anchor:top" o:gfxdata="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">
                 <v:textbox>
@@ -2590,23 +2458,7 @@
                 <w:b/>
                 <w:bCs/>
               </w:rPr>
-              <w:t xml:space="preserve">OBS: Após recebimento do </w:t>
-            </w:r>
-            <w:proofErr w:type="spellStart"/>
-            <w:r>
-              <w:rPr>
-                <w:b/>
-                <w:bCs/>
-              </w:rPr>
-              <w:t>ítem</w:t>
-            </w:r>
-            <w:proofErr w:type="spellEnd"/>
-            <w:r>
-              <w:rPr>
-                <w:b/>
-                <w:bCs/>
-              </w:rPr>
-              <w:t xml:space="preserve"> devolver o processo no setor de planejamento.</w:t>
+              <w:t>OBS: Após recebimento do ítem devolver o processo no setor de planejamento.</w:t>
             </w:r>
           </w:p>
         </w:tc>
@@ -2630,7 +2482,7 @@
 </file>
 
 <file path=word/endnotes.xml><?xml version="1.0" encoding="utf-8"?>
-<w:endnotes xmlns:wpc="http://schemas.microsoft.com/office/word/2010/wordprocessingCanvas" xmlns:cx="http://schemas.microsoft.com/office/drawing/2014/chartex" xmlns:cx1="http://schemas.microsoft.com/office/drawing/2015/9/8/chartex" xmlns:cx2="http://schemas.microsoft.com/office/drawing/2015/10/21/chartex" xmlns:cx3="http://schemas.microsoft.com/office/drawing/2016/5/9/chartex" xmlns:cx4="http://schemas.microsoft.com/office/drawing/2016/5/10/chartex" xmlns:cx5="http://schemas.microsoft.com/office/drawing/2016/5/11/chartex" xmlns:cx6="http://schemas.microsoft.com/office/drawing/2016/5/12/chartex" xmlns:cx7="http://schemas.microsoft.com/office/drawing/2016/5/13/chartex" xmlns:cx8="http://schemas.microsoft.com/office/drawing/2016/5/14/chartex" xmlns:mc="http://schemas.openxmlformats.org/markup-compatibility/2006" xmlns:aink="http://schemas.microsoft.com/office/drawing/2016/ink" xmlns:am3d="http://schemas.microsoft.com/office/drawing/2017/model3d" xmlns:o="urn:schemas-microsoft-com:office:office" xmlns:r="http://schemas.openxmlformats.org/officeDocument/2006/relationships" xmlns:m="http://schemas.openxmlformats.org/officeDocument/2006/math" xmlns:v="urn:schemas-microsoft-com:vml" xmlns:wp14="http://schemas.microsoft.com/office/word/2010/wordprocessingDrawing" xmlns:wp="http://schemas.openxmlformats.org/drawingml/2006/wordprocessingDrawing" xmlns:w10="urn:schemas-microsoft-com:office:word" xmlns:w="http://schemas.openxmlformats.org/wordprocessingml/2006/main" xmlns:w14="http://schemas.microsoft.com/office/word/2010/wordml" xmlns:w15="http://schemas.microsoft.com/office/word/2012/wordml" xmlns:w16cex="http://schemas.microsoft.com/office/word/2018/wordml/cex" xmlns:w16cid="http://schemas.microsoft.com/office/word/2016/wordml/cid" xmlns:w16="http://schemas.microsoft.com/office/word/2018/wordml" xmlns:w16sdtdh="http://schemas.microsoft.com/office/word/2020/wordml/sdtdatahash" xmlns:w16se="http://schemas.microsoft.com/office/word/2015/wordml/symex" xmlns:wpg="http://schemas.microsoft.com/office/word/2010/wordprocessingGroup" xmlns:wpi="http://schemas.microsoft.com/office/word/2010/wordprocessingInk" xmlns:wne="http://schemas.microsoft.com/office/word/2006/wordml" xmlns:wps="http://schemas.microsoft.com/office/word/2010/wordprocessingShape" mc:Ignorable="w14 w15 w16se w16cid w16 w16cex w16sdtdh wp14">
+<w:endnotes xmlns:wpc="http://schemas.microsoft.com/office/word/2010/wordprocessingCanvas" xmlns:cx="http://schemas.microsoft.com/office/drawing/2014/chartex" xmlns:cx1="http://schemas.microsoft.com/office/drawing/2015/9/8/chartex" xmlns:cx2="http://schemas.microsoft.com/office/drawing/2015/10/21/chartex" xmlns:cx3="http://schemas.microsoft.com/office/drawing/2016/5/9/chartex" xmlns:cx4="http://schemas.microsoft.com/office/drawing/2016/5/10/chartex" xmlns:cx5="http://schemas.microsoft.com/office/drawing/2016/5/11/chartex" xmlns:cx6="http://schemas.microsoft.com/office/drawing/2016/5/12/chartex" xmlns:cx7="http://schemas.microsoft.com/office/drawing/2016/5/13/chartex" xmlns:cx8="http://schemas.microsoft.com/office/drawing/2016/5/14/chartex" xmlns:mc="http://schemas.openxmlformats.org/markup-compatibility/2006" xmlns:aink="http://schemas.microsoft.com/office/drawing/2016/ink" xmlns:am3d="http://schemas.microsoft.com/office/drawing/2017/model3d" xmlns:o="urn:schemas-microsoft-com:office:office" xmlns:oel="http://schemas.microsoft.com/office/2019/extlst" xmlns:r="http://schemas.openxmlformats.org/officeDocument/2006/relationships" xmlns:m="http://schemas.openxmlformats.org/officeDocument/2006/math" xmlns:v="urn:schemas-microsoft-com:vml" xmlns:wp14="http://schemas.microsoft.com/office/word/2010/wordprocessingDrawing" xmlns:wp="http://schemas.openxmlformats.org/drawingml/2006/wordprocessingDrawing" xmlns:w10="urn:schemas-microsoft-com:office:word" xmlns:w="http://schemas.openxmlformats.org/wordprocessingml/2006/main" xmlns:w14="http://schemas.microsoft.com/office/word/2010/wordml" xmlns:w15="http://schemas.microsoft.com/office/word/2012/wordml" xmlns:w16cex="http://schemas.microsoft.com/office/word/2018/wordml/cex" xmlns:w16cid="http://schemas.microsoft.com/office/word/2016/wordml/cid" xmlns:w16="http://schemas.microsoft.com/office/word/2018/wordml" xmlns:w16du="http://schemas.microsoft.com/office/word/2023/wordml/word16du" xmlns:w16sdtdh="http://schemas.microsoft.com/office/word/2020/wordml/sdtdatahash" xmlns:w16sdtfl="http://schemas.microsoft.com/office/word/2024/wordml/sdtformatlock" xmlns:w16se="http://schemas.microsoft.com/office/word/2015/wordml/symex" xmlns:wpg="http://schemas.microsoft.com/office/word/2010/wordprocessingGroup" xmlns:wpi="http://schemas.microsoft.com/office/word/2010/wordprocessingInk" xmlns:wne="http://schemas.microsoft.com/office/word/2006/wordml" xmlns:wps="http://schemas.microsoft.com/office/word/2010/wordprocessingShape" mc:Ignorable="w14 w15 w16se w16cid w16 w16cex w16sdtdh w16sdtfl w16du wp14">
   <w:endnote w:type="separator" w:id="-1">
     <w:p>
       <w:pPr>
@@ -2655,7 +2507,7 @@
 </file>
 
 <file path=word/footer1.xml><?xml version="1.0" encoding="utf-8"?>
-<w:ftr xmlns:wpc="http://schemas.microsoft.com/office/word/2010/wordprocessingCanvas" xmlns:cx="http://schemas.microsoft.com/office/drawing/2014/chartex" xmlns:cx1="http://schemas.microsoft.com/office/drawing/2015/9/8/chartex" xmlns:cx2="http://schemas.microsoft.com/office/drawing/2015/10/21/chartex" xmlns:cx3="http://schemas.microsoft.com/office/drawing/2016/5/9/chartex" xmlns:cx4="http://schemas.microsoft.com/office/drawing/2016/5/10/chartex" xmlns:cx5="http://schemas.microsoft.com/office/drawing/2016/5/11/chartex" xmlns:cx6="http://schemas.microsoft.com/office/drawing/2016/5/12/chartex" xmlns:cx7="http://schemas.microsoft.com/office/drawing/2016/5/13/chartex" xmlns:cx8="http://schemas.microsoft.com/office/drawing/2016/5/14/chartex" xmlns:mc="http://schemas.openxmlformats.org/markup-compatibility/2006" xmlns:aink="http://schemas.microsoft.com/office/drawing/2016/ink" xmlns:am3d="http://schemas.microsoft.com/office/drawing/2017/model3d" xmlns:o="urn:schemas-microsoft-com:office:office" xmlns:r="http://schemas.openxmlformats.org/officeDocument/2006/relationships" xmlns:m="http://schemas.openxmlformats.org/officeDocument/2006/math" xmlns:v="urn:schemas-microsoft-com:vml" xmlns:wp14="http://schemas.microsoft.com/office/word/2010/wordprocessingDrawing" xmlns:wp="http://schemas.openxmlformats.org/drawingml/2006/wordprocessingDrawing" xmlns:w10="urn:schemas-microsoft-com:office:word" xmlns:w="http://schemas.openxmlformats.org/wordprocessingml/2006/main" xmlns:w14="http://schemas.microsoft.com/office/word/2010/wordml" xmlns:w15="http://schemas.microsoft.com/office/word/2012/wordml" xmlns:w16cex="http://schemas.microsoft.com/office/word/2018/wordml/cex" xmlns:w16cid="http://schemas.microsoft.com/office/word/2016/wordml/cid" xmlns:w16="http://schemas.microsoft.com/office/word/2018/wordml" xmlns:w16sdtdh="http://schemas.microsoft.com/office/word/2020/wordml/sdtdatahash" xmlns:w16se="http://schemas.microsoft.com/office/word/2015/wordml/symex" xmlns:wpg="http://schemas.microsoft.com/office/word/2010/wordprocessingGroup" xmlns:wpi="http://schemas.microsoft.com/office/word/2010/wordprocessingInk" xmlns:wne="http://schemas.microsoft.com/office/word/2006/wordml" xmlns:wps="http://schemas.microsoft.com/office/word/2010/wordprocessingShape" mc:Ignorable="w14 w15 w16se w16cid w16 w16cex w16sdtdh wp14">
+<w:ftr xmlns:wpc="http://schemas.microsoft.com/office/word/2010/wordprocessingCanvas" xmlns:cx="http://schemas.microsoft.com/office/drawing/2014/chartex" xmlns:cx1="http://schemas.microsoft.com/office/drawing/2015/9/8/chartex" xmlns:cx2="http://schemas.microsoft.com/office/drawing/2015/10/21/chartex" xmlns:cx3="http://schemas.microsoft.com/office/drawing/2016/5/9/chartex" xmlns:cx4="http://schemas.microsoft.com/office/drawing/2016/5/10/chartex" xmlns:cx5="http://schemas.microsoft.com/office/drawing/2016/5/11/chartex" xmlns:cx6="http://schemas.microsoft.com/office/drawing/2016/5/12/chartex" xmlns:cx7="http://schemas.microsoft.com/office/drawing/2016/5/13/chartex" xmlns:cx8="http://schemas.microsoft.com/office/drawing/2016/5/14/chartex" xmlns:mc="http://schemas.openxmlformats.org/markup-compatibility/2006" xmlns:aink="http://schemas.microsoft.com/office/drawing/2016/ink" xmlns:am3d="http://schemas.microsoft.com/office/drawing/2017/model3d" xmlns:o="urn:schemas-microsoft-com:office:office" xmlns:oel="http://schemas.microsoft.com/office/2019/extlst" xmlns:r="http://schemas.openxmlformats.org/officeDocument/2006/relationships" xmlns:m="http://schemas.openxmlformats.org/officeDocument/2006/math" xmlns:v="urn:schemas-microsoft-com:vml" xmlns:wp14="http://schemas.microsoft.com/office/word/2010/wordprocessingDrawing" xmlns:wp="http://schemas.openxmlformats.org/drawingml/2006/wordprocessingDrawing" xmlns:w10="urn:schemas-microsoft-com:office:word" xmlns:w="http://schemas.openxmlformats.org/wordprocessingml/2006/main" xmlns:w14="http://schemas.microsoft.com/office/word/2010/wordml" xmlns:w15="http://schemas.microsoft.com/office/word/2012/wordml" xmlns:w16cex="http://schemas.microsoft.com/office/word/2018/wordml/cex" xmlns:w16cid="http://schemas.microsoft.com/office/word/2016/wordml/cid" xmlns:w16="http://schemas.microsoft.com/office/word/2018/wordml" xmlns:w16du="http://schemas.microsoft.com/office/word/2023/wordml/word16du" xmlns:w16sdtdh="http://schemas.microsoft.com/office/word/2020/wordml/sdtdatahash" xmlns:w16sdtfl="http://schemas.microsoft.com/office/word/2024/wordml/sdtformatlock" xmlns:w16se="http://schemas.microsoft.com/office/word/2015/wordml/symex" xmlns:wpg="http://schemas.microsoft.com/office/word/2010/wordprocessingGroup" xmlns:wpi="http://schemas.microsoft.com/office/word/2010/wordprocessingInk" xmlns:wne="http://schemas.microsoft.com/office/word/2006/wordml" xmlns:wps="http://schemas.microsoft.com/office/word/2010/wordprocessingShape" mc:Ignorable="w14 w15 w16se w16cid w16 w16cex w16sdtdh w16sdtfl w16du wp14">
   <w:p>
     <w:pPr>
       <w:pStyle w:val="Rodap"/>
@@ -2665,7 +2517,7 @@
 </file>
 
 <file path=word/footer2.xml><?xml version="1.0" encoding="utf-8"?>
-<w:ftr xmlns:wpc="http://schemas.microsoft.com/office/word/2010/wordprocessingCanvas" xmlns:cx="http://schemas.microsoft.com/office/drawing/2014/chartex" xmlns:cx1="http://schemas.microsoft.com/office/drawing/2015/9/8/chartex" xmlns:cx2="http://schemas.microsoft.com/office/drawing/2015/10/21/chartex" xmlns:cx3="http://schemas.microsoft.com/office/drawing/2016/5/9/chartex" xmlns:cx4="http://schemas.microsoft.com/office/drawing/2016/5/10/chartex" xmlns:cx5="http://schemas.microsoft.com/office/drawing/2016/5/11/chartex" xmlns:cx6="http://schemas.microsoft.com/office/drawing/2016/5/12/chartex" xmlns:cx7="http://schemas.microsoft.com/office/drawing/2016/5/13/chartex" xmlns:cx8="http://schemas.microsoft.com/office/drawing/2016/5/14/chartex" xmlns:mc="http://schemas.openxmlformats.org/markup-compatibility/2006" xmlns:aink="http://schemas.microsoft.com/office/drawing/2016/ink" xmlns:am3d="http://schemas.microsoft.com/office/drawing/2017/model3d" xmlns:o="urn:schemas-microsoft-com:office:office" xmlns:r="http://schemas.openxmlformats.org/officeDocument/2006/relationships" xmlns:m="http://schemas.openxmlformats.org/officeDocument/2006/math" xmlns:v="urn:schemas-microsoft-com:vml" xmlns:wp14="http://schemas.microsoft.com/office/word/2010/wordprocessingDrawing" xmlns:wp="http://schemas.openxmlformats.org/drawingml/2006/wordprocessingDrawing" xmlns:w10="urn:schemas-microsoft-com:office:word" xmlns:w="http://schemas.openxmlformats.org/wordprocessingml/2006/main" xmlns:w14="http://schemas.microsoft.com/office/word/2010/wordml" xmlns:w15="http://schemas.microsoft.com/office/word/2012/wordml" xmlns:w16cex="http://schemas.microsoft.com/office/word/2018/wordml/cex" xmlns:w16cid="http://schemas.microsoft.com/office/word/2016/wordml/cid" xmlns:w16="http://schemas.microsoft.com/office/word/2018/wordml" xmlns:w16sdtdh="http://schemas.microsoft.com/office/word/2020/wordml/sdtdatahash" xmlns:w16se="http://schemas.microsoft.com/office/word/2015/wordml/symex" xmlns:wpg="http://schemas.microsoft.com/office/word/2010/wordprocessingGroup" xmlns:wpi="http://schemas.microsoft.com/office/word/2010/wordprocessingInk" xmlns:wne="http://schemas.microsoft.com/office/word/2006/wordml" xmlns:wps="http://schemas.microsoft.com/office/word/2010/wordprocessingShape" mc:Ignorable="w14 w15 w16se w16cid w16 w16cex w16sdtdh wp14">
+<w:ftr xmlns:wpc="http://schemas.microsoft.com/office/word/2010/wordprocessingCanvas" xmlns:cx="http://schemas.microsoft.com/office/drawing/2014/chartex" xmlns:cx1="http://schemas.microsoft.com/office/drawing/2015/9/8/chartex" xmlns:cx2="http://schemas.microsoft.com/office/drawing/2015/10/21/chartex" xmlns:cx3="http://schemas.microsoft.com/office/drawing/2016/5/9/chartex" xmlns:cx4="http://schemas.microsoft.com/office/drawing/2016/5/10/chartex" xmlns:cx5="http://schemas.microsoft.com/office/drawing/2016/5/11/chartex" xmlns:cx6="http://schemas.microsoft.com/office/drawing/2016/5/12/chartex" xmlns:cx7="http://schemas.microsoft.com/office/drawing/2016/5/13/chartex" xmlns:cx8="http://schemas.microsoft.com/office/drawing/2016/5/14/chartex" xmlns:mc="http://schemas.openxmlformats.org/markup-compatibility/2006" xmlns:aink="http://schemas.microsoft.com/office/drawing/2016/ink" xmlns:am3d="http://schemas.microsoft.com/office/drawing/2017/model3d" xmlns:o="urn:schemas-microsoft-com:office:office" xmlns:oel="http://schemas.microsoft.com/office/2019/extlst" xmlns:r="http://schemas.openxmlformats.org/officeDocument/2006/relationships" xmlns:m="http://schemas.openxmlformats.org/officeDocument/2006/math" xmlns:v="urn:schemas-microsoft-com:vml" xmlns:wp14="http://schemas.microsoft.com/office/word/2010/wordprocessingDrawing" xmlns:wp="http://schemas.openxmlformats.org/drawingml/2006/wordprocessingDrawing" xmlns:w10="urn:schemas-microsoft-com:office:word" xmlns:w="http://schemas.openxmlformats.org/wordprocessingml/2006/main" xmlns:w14="http://schemas.microsoft.com/office/word/2010/wordml" xmlns:w15="http://schemas.microsoft.com/office/word/2012/wordml" xmlns:w16cex="http://schemas.microsoft.com/office/word/2018/wordml/cex" xmlns:w16cid="http://schemas.microsoft.com/office/word/2016/wordml/cid" xmlns:w16="http://schemas.microsoft.com/office/word/2018/wordml" xmlns:w16du="http://schemas.microsoft.com/office/word/2023/wordml/word16du" xmlns:w16sdtdh="http://schemas.microsoft.com/office/word/2020/wordml/sdtdatahash" xmlns:w16sdtfl="http://schemas.microsoft.com/office/word/2024/wordml/sdtformatlock" xmlns:w16se="http://schemas.microsoft.com/office/word/2015/wordml/symex" xmlns:wpg="http://schemas.microsoft.com/office/word/2010/wordprocessingGroup" xmlns:wpi="http://schemas.microsoft.com/office/word/2010/wordprocessingInk" xmlns:wne="http://schemas.microsoft.com/office/word/2006/wordml" xmlns:wps="http://schemas.microsoft.com/office/word/2010/wordprocessingShape" mc:Ignorable="w14 w15 w16se w16cid w16 w16cex w16sdtdh w16sdtfl w16du wp14">
   <w:p>
     <w:pPr>
       <w:pStyle w:val="Rodap"/>
@@ -2753,7 +2605,6 @@
       </w:rPr>
       <w:t xml:space="preserve"> DE SÃO MATEUS DO SUL</w:t>
     </w:r>
-    <w:proofErr w:type="gramStart"/>
     <w:r>
       <w:rPr>
         <w:rFonts w:ascii="Montserrat" w:hAnsi="Montserrat"/>
@@ -2762,7 +2613,6 @@
       </w:rPr>
       <w:t xml:space="preserve">   (</w:t>
     </w:r>
-    <w:proofErr w:type="gramEnd"/>
     <w:r>
       <w:rPr>
         <w:rFonts w:ascii="Montserrat" w:hAnsi="Montserrat"/>
@@ -2800,39 +2650,8 @@
         <w:sz w:val="20"/>
         <w:szCs w:val="20"/>
       </w:rPr>
-      <w:t xml:space="preserve">Rua Pedro </w:t>
+      <w:t>Rua Pedro Effco, 1833 – Vila Prohmann</w:t>
     </w:r>
-    <w:proofErr w:type="spellStart"/>
-    <w:r>
-      <w:rPr>
-        <w:rFonts w:ascii="Montserrat" w:hAnsi="Montserrat"/>
-        <w:color w:val="65656B"/>
-        <w:sz w:val="20"/>
-        <w:szCs w:val="20"/>
-      </w:rPr>
-      <w:t>Effco</w:t>
-    </w:r>
-    <w:proofErr w:type="spellEnd"/>
-    <w:r>
-      <w:rPr>
-        <w:rFonts w:ascii="Montserrat" w:hAnsi="Montserrat"/>
-        <w:color w:val="65656B"/>
-        <w:sz w:val="20"/>
-        <w:szCs w:val="20"/>
-      </w:rPr>
-      <w:t xml:space="preserve">, 1833 – Vila </w:t>
-    </w:r>
-    <w:proofErr w:type="spellStart"/>
-    <w:r>
-      <w:rPr>
-        <w:rFonts w:ascii="Montserrat" w:hAnsi="Montserrat"/>
-        <w:color w:val="65656B"/>
-        <w:sz w:val="20"/>
-        <w:szCs w:val="20"/>
-      </w:rPr>
-      <w:t>Prohmann</w:t>
-    </w:r>
-    <w:proofErr w:type="spellEnd"/>
     <w:r>
       <w:rPr>
         <w:rFonts w:ascii="Montserrat" w:hAnsi="Montserrat"/>
@@ -2873,7 +2692,7 @@
 </file>
 
 <file path=word/footer3.xml><?xml version="1.0" encoding="utf-8"?>
-<w:ftr xmlns:wpc="http://schemas.microsoft.com/office/word/2010/wordprocessingCanvas" xmlns:cx="http://schemas.microsoft.com/office/drawing/2014/chartex" xmlns:cx1="http://schemas.microsoft.com/office/drawing/2015/9/8/chartex" xmlns:cx2="http://schemas.microsoft.com/office/drawing/2015/10/21/chartex" xmlns:cx3="http://schemas.microsoft.com/office/drawing/2016/5/9/chartex" xmlns:cx4="http://schemas.microsoft.com/office/drawing/2016/5/10/chartex" xmlns:cx5="http://schemas.microsoft.com/office/drawing/2016/5/11/chartex" xmlns:cx6="http://schemas.microsoft.com/office/drawing/2016/5/12/chartex" xmlns:cx7="http://schemas.microsoft.com/office/drawing/2016/5/13/chartex" xmlns:cx8="http://schemas.microsoft.com/office/drawing/2016/5/14/chartex" xmlns:mc="http://schemas.openxmlformats.org/markup-compatibility/2006" xmlns:aink="http://schemas.microsoft.com/office/drawing/2016/ink" xmlns:am3d="http://schemas.microsoft.com/office/drawing/2017/model3d" xmlns:o="urn:schemas-microsoft-com:office:office" xmlns:r="http://schemas.openxmlformats.org/officeDocument/2006/relationships" xmlns:m="http://schemas.openxmlformats.org/officeDocument/2006/math" xmlns:v="urn:schemas-microsoft-com:vml" xmlns:wp14="http://schemas.microsoft.com/office/word/2010/wordprocessingDrawing" xmlns:wp="http://schemas.openxmlformats.org/drawingml/2006/wordprocessingDrawing" xmlns:w10="urn:schemas-microsoft-com:office:word" xmlns:w="http://schemas.openxmlformats.org/wordprocessingml/2006/main" xmlns:w14="http://schemas.microsoft.com/office/word/2010/wordml" xmlns:w15="http://schemas.microsoft.com/office/word/2012/wordml" xmlns:w16cex="http://schemas.microsoft.com/office/word/2018/wordml/cex" xmlns:w16cid="http://schemas.microsoft.com/office/word/2016/wordml/cid" xmlns:w16="http://schemas.microsoft.com/office/word/2018/wordml" xmlns:w16sdtdh="http://schemas.microsoft.com/office/word/2020/wordml/sdtdatahash" xmlns:w16se="http://schemas.microsoft.com/office/word/2015/wordml/symex" xmlns:wpg="http://schemas.microsoft.com/office/word/2010/wordprocessingGroup" xmlns:wpi="http://schemas.microsoft.com/office/word/2010/wordprocessingInk" xmlns:wne="http://schemas.microsoft.com/office/word/2006/wordml" xmlns:wps="http://schemas.microsoft.com/office/word/2010/wordprocessingShape" mc:Ignorable="w14 w15 w16se w16cid w16 w16cex w16sdtdh wp14">
+<w:ftr xmlns:wpc="http://schemas.microsoft.com/office/word/2010/wordprocessingCanvas" xmlns:cx="http://schemas.microsoft.com/office/drawing/2014/chartex" xmlns:cx1="http://schemas.microsoft.com/office/drawing/2015/9/8/chartex" xmlns:cx2="http://schemas.microsoft.com/office/drawing/2015/10/21/chartex" xmlns:cx3="http://schemas.microsoft.com/office/drawing/2016/5/9/chartex" xmlns:cx4="http://schemas.microsoft.com/office/drawing/2016/5/10/chartex" xmlns:cx5="http://schemas.microsoft.com/office/drawing/2016/5/11/chartex" xmlns:cx6="http://schemas.microsoft.com/office/drawing/2016/5/12/chartex" xmlns:cx7="http://schemas.microsoft.com/office/drawing/2016/5/13/chartex" xmlns:cx8="http://schemas.microsoft.com/office/drawing/2016/5/14/chartex" xmlns:mc="http://schemas.openxmlformats.org/markup-compatibility/2006" xmlns:aink="http://schemas.microsoft.com/office/drawing/2016/ink" xmlns:am3d="http://schemas.microsoft.com/office/drawing/2017/model3d" xmlns:o="urn:schemas-microsoft-com:office:office" xmlns:oel="http://schemas.microsoft.com/office/2019/extlst" xmlns:r="http://schemas.openxmlformats.org/officeDocument/2006/relationships" xmlns:m="http://schemas.openxmlformats.org/officeDocument/2006/math" xmlns:v="urn:schemas-microsoft-com:vml" xmlns:wp14="http://schemas.microsoft.com/office/word/2010/wordprocessingDrawing" xmlns:wp="http://schemas.openxmlformats.org/drawingml/2006/wordprocessingDrawing" xmlns:w10="urn:schemas-microsoft-com:office:word" xmlns:w="http://schemas.openxmlformats.org/wordprocessingml/2006/main" xmlns:w14="http://schemas.microsoft.com/office/word/2010/wordml" xmlns:w15="http://schemas.microsoft.com/office/word/2012/wordml" xmlns:w16cex="http://schemas.microsoft.com/office/word/2018/wordml/cex" xmlns:w16cid="http://schemas.microsoft.com/office/word/2016/wordml/cid" xmlns:w16="http://schemas.microsoft.com/office/word/2018/wordml" xmlns:w16du="http://schemas.microsoft.com/office/word/2023/wordml/word16du" xmlns:w16sdtdh="http://schemas.microsoft.com/office/word/2020/wordml/sdtdatahash" xmlns:w16sdtfl="http://schemas.microsoft.com/office/word/2024/wordml/sdtformatlock" xmlns:w16se="http://schemas.microsoft.com/office/word/2015/wordml/symex" xmlns:wpg="http://schemas.microsoft.com/office/word/2010/wordprocessingGroup" xmlns:wpi="http://schemas.microsoft.com/office/word/2010/wordprocessingInk" xmlns:wne="http://schemas.microsoft.com/office/word/2006/wordml" xmlns:wps="http://schemas.microsoft.com/office/word/2010/wordprocessingShape" mc:Ignorable="w14 w15 w16se w16cid w16 w16cex w16sdtdh w16sdtfl w16du wp14">
   <w:p>
     <w:pPr>
       <w:pStyle w:val="Rodap"/>
@@ -2883,7 +2702,7 @@
 </file>
 
 <file path=word/footnotes.xml><?xml version="1.0" encoding="utf-8"?>
-<w:footnotes xmlns:wpc="http://schemas.microsoft.com/office/word/2010/wordprocessingCanvas" xmlns:cx="http://schemas.microsoft.com/office/drawing/2014/chartex" xmlns:cx1="http://schemas.microsoft.com/office/drawing/2015/9/8/chartex" xmlns:cx2="http://schemas.microsoft.com/office/drawing/2015/10/21/chartex" xmlns:cx3="http://schemas.microsoft.com/office/drawing/2016/5/9/chartex" xmlns:cx4="http://schemas.microsoft.com/office/drawing/2016/5/10/chartex" xmlns:cx5="http://schemas.microsoft.com/office/drawing/2016/5/11/chartex" xmlns:cx6="http://schemas.microsoft.com/office/drawing/2016/5/12/chartex" xmlns:cx7="http://schemas.microsoft.com/office/drawing/2016/5/13/chartex" xmlns:cx8="http://schemas.microsoft.com/office/drawing/2016/5/14/chartex" xmlns:mc="http://schemas.openxmlformats.org/markup-compatibility/2006" xmlns:aink="http://schemas.microsoft.com/office/drawing/2016/ink" xmlns:am3d="http://schemas.microsoft.com/office/drawing/2017/model3d" xmlns:o="urn:schemas-microsoft-com:office:office" xmlns:r="http://schemas.openxmlformats.org/officeDocument/2006/relationships" xmlns:m="http://schemas.openxmlformats.org/officeDocument/2006/math" xmlns:v="urn:schemas-microsoft-com:vml" xmlns:wp14="http://schemas.microsoft.com/office/word/2010/wordprocessingDrawing" xmlns:wp="http://schemas.openxmlformats.org/drawingml/2006/wordprocessingDrawing" xmlns:w10="urn:schemas-microsoft-com:office:word" xmlns:w="http://schemas.openxmlformats.org/wordprocessingml/2006/main" xmlns:w14="http://schemas.microsoft.com/office/word/2010/wordml" xmlns:w15="http://schemas.microsoft.com/office/word/2012/wordml" xmlns:w16cex="http://schemas.microsoft.com/office/word/2018/wordml/cex" xmlns:w16cid="http://schemas.microsoft.com/office/word/2016/wordml/cid" xmlns:w16="http://schemas.microsoft.com/office/word/2018/wordml" xmlns:w16sdtdh="http://schemas.microsoft.com/office/word/2020/wordml/sdtdatahash" xmlns:w16se="http://schemas.microsoft.com/office/word/2015/wordml/symex" xmlns:wpg="http://schemas.microsoft.com/office/word/2010/wordprocessingGroup" xmlns:wpi="http://schemas.microsoft.com/office/word/2010/wordprocessingInk" xmlns:wne="http://schemas.microsoft.com/office/word/2006/wordml" xmlns:wps="http://schemas.microsoft.com/office/word/2010/wordprocessingShape" mc:Ignorable="w14 w15 w16se w16cid w16 w16cex w16sdtdh wp14">
+<w:footnotes xmlns:wpc="http://schemas.microsoft.com/office/word/2010/wordprocessingCanvas" xmlns:cx="http://schemas.microsoft.com/office/drawing/2014/chartex" xmlns:cx1="http://schemas.microsoft.com/office/drawing/2015/9/8/chartex" xmlns:cx2="http://schemas.microsoft.com/office/drawing/2015/10/21/chartex" xmlns:cx3="http://schemas.microsoft.com/office/drawing/2016/5/9/chartex" xmlns:cx4="http://schemas.microsoft.com/office/drawing/2016/5/10/chartex" xmlns:cx5="http://schemas.microsoft.com/office/drawing/2016/5/11/chartex" xmlns:cx6="http://schemas.microsoft.com/office/drawing/2016/5/12/chartex" xmlns:cx7="http://schemas.microsoft.com/office/drawing/2016/5/13/chartex" xmlns:cx8="http://schemas.microsoft.com/office/drawing/2016/5/14/chartex" xmlns:mc="http://schemas.openxmlformats.org/markup-compatibility/2006" xmlns:aink="http://schemas.microsoft.com/office/drawing/2016/ink" xmlns:am3d="http://schemas.microsoft.com/office/drawing/2017/model3d" xmlns:o="urn:schemas-microsoft-com:office:office" xmlns:oel="http://schemas.microsoft.com/office/2019/extlst" xmlns:r="http://schemas.openxmlformats.org/officeDocument/2006/relationships" xmlns:m="http://schemas.openxmlformats.org/officeDocument/2006/math" xmlns:v="urn:schemas-microsoft-com:vml" xmlns:wp14="http://schemas.microsoft.com/office/word/2010/wordprocessingDrawing" xmlns:wp="http://schemas.openxmlformats.org/drawingml/2006/wordprocessingDrawing" xmlns:w10="urn:schemas-microsoft-com:office:word" xmlns:w="http://schemas.openxmlformats.org/wordprocessingml/2006/main" xmlns:w14="http://schemas.microsoft.com/office/word/2010/wordml" xmlns:w15="http://schemas.microsoft.com/office/word/2012/wordml" xmlns:w16cex="http://schemas.microsoft.com/office/word/2018/wordml/cex" xmlns:w16cid="http://schemas.microsoft.com/office/word/2016/wordml/cid" xmlns:w16="http://schemas.microsoft.com/office/word/2018/wordml" xmlns:w16du="http://schemas.microsoft.com/office/word/2023/wordml/word16du" xmlns:w16sdtdh="http://schemas.microsoft.com/office/word/2020/wordml/sdtdatahash" xmlns:w16sdtfl="http://schemas.microsoft.com/office/word/2024/wordml/sdtformatlock" xmlns:w16se="http://schemas.microsoft.com/office/word/2015/wordml/symex" xmlns:wpg="http://schemas.microsoft.com/office/word/2010/wordprocessingGroup" xmlns:wpi="http://schemas.microsoft.com/office/word/2010/wordprocessingInk" xmlns:wne="http://schemas.microsoft.com/office/word/2006/wordml" xmlns:wps="http://schemas.microsoft.com/office/word/2010/wordprocessingShape" mc:Ignorable="w14 w15 w16se w16cid w16 w16cex w16sdtdh w16sdtfl w16du wp14">
   <w:footnote w:type="separator" w:id="-1">
     <w:p>
       <w:pPr>
@@ -2908,7 +2727,7 @@
 </file>
 
 <file path=word/header1.xml><?xml version="1.0" encoding="utf-8"?>
-<w:hdr xmlns:wpc="http://schemas.microsoft.com/office/word/2010/wordprocessingCanvas" xmlns:cx="http://schemas.microsoft.com/office/drawing/2014/chartex" xmlns:cx1="http://schemas.microsoft.com/office/drawing/2015/9/8/chartex" xmlns:cx2="http://schemas.microsoft.com/office/drawing/2015/10/21/chartex" xmlns:cx3="http://schemas.microsoft.com/office/drawing/2016/5/9/chartex" xmlns:cx4="http://schemas.microsoft.com/office/drawing/2016/5/10/chartex" xmlns:cx5="http://schemas.microsoft.com/office/drawing/2016/5/11/chartex" xmlns:cx6="http://schemas.microsoft.com/office/drawing/2016/5/12/chartex" xmlns:cx7="http://schemas.microsoft.com/office/drawing/2016/5/13/chartex" xmlns:cx8="http://schemas.microsoft.com/office/drawing/2016/5/14/chartex" xmlns:mc="http://schemas.openxmlformats.org/markup-compatibility/2006" xmlns:aink="http://schemas.microsoft.com/office/drawing/2016/ink" xmlns:am3d="http://schemas.microsoft.com/office/drawing/2017/model3d" xmlns:o="urn:schemas-microsoft-com:office:office" xmlns:r="http://schemas.openxmlformats.org/officeDocument/2006/relationships" xmlns:m="http://schemas.openxmlformats.org/officeDocument/2006/math" xmlns:v="urn:schemas-microsoft-com:vml" xmlns:wp14="http://schemas.microsoft.com/office/word/2010/wordprocessingDrawing" xmlns:wp="http://schemas.openxmlformats.org/drawingml/2006/wordprocessingDrawing" xmlns:w10="urn:schemas-microsoft-com:office:word" xmlns:w="http://schemas.openxmlformats.org/wordprocessingml/2006/main" xmlns:w14="http://schemas.microsoft.com/office/word/2010/wordml" xmlns:w15="http://schemas.microsoft.com/office/word/2012/wordml" xmlns:w16cex="http://schemas.microsoft.com/office/word/2018/wordml/cex" xmlns:w16cid="http://schemas.microsoft.com/office/word/2016/wordml/cid" xmlns:w16="http://schemas.microsoft.com/office/word/2018/wordml" xmlns:w16sdtdh="http://schemas.microsoft.com/office/word/2020/wordml/sdtdatahash" xmlns:w16se="http://schemas.microsoft.com/office/word/2015/wordml/symex" xmlns:wpg="http://schemas.microsoft.com/office/word/2010/wordprocessingGroup" xmlns:wpi="http://schemas.microsoft.com/office/word/2010/wordprocessingInk" xmlns:wne="http://schemas.microsoft.com/office/word/2006/wordml" xmlns:wps="http://schemas.microsoft.com/office/word/2010/wordprocessingShape" mc:Ignorable="w14 w15 w16se w16cid w16 w16cex w16sdtdh wp14">
+<w:hdr xmlns:wpc="http://schemas.microsoft.com/office/word/2010/wordprocessingCanvas" xmlns:cx="http://schemas.microsoft.com/office/drawing/2014/chartex" xmlns:cx1="http://schemas.microsoft.com/office/drawing/2015/9/8/chartex" xmlns:cx2="http://schemas.microsoft.com/office/drawing/2015/10/21/chartex" xmlns:cx3="http://schemas.microsoft.com/office/drawing/2016/5/9/chartex" xmlns:cx4="http://schemas.microsoft.com/office/drawing/2016/5/10/chartex" xmlns:cx5="http://schemas.microsoft.com/office/drawing/2016/5/11/chartex" xmlns:cx6="http://schemas.microsoft.com/office/drawing/2016/5/12/chartex" xmlns:cx7="http://schemas.microsoft.com/office/drawing/2016/5/13/chartex" xmlns:cx8="http://schemas.microsoft.com/office/drawing/2016/5/14/chartex" xmlns:mc="http://schemas.openxmlformats.org/markup-compatibility/2006" xmlns:aink="http://schemas.microsoft.com/office/drawing/2016/ink" xmlns:am3d="http://schemas.microsoft.com/office/drawing/2017/model3d" xmlns:o="urn:schemas-microsoft-com:office:office" xmlns:oel="http://schemas.microsoft.com/office/2019/extlst" xmlns:r="http://schemas.openxmlformats.org/officeDocument/2006/relationships" xmlns:m="http://schemas.openxmlformats.org/officeDocument/2006/math" xmlns:v="urn:schemas-microsoft-com:vml" xmlns:wp14="http://schemas.microsoft.com/office/word/2010/wordprocessingDrawing" xmlns:wp="http://schemas.openxmlformats.org/drawingml/2006/wordprocessingDrawing" xmlns:w10="urn:schemas-microsoft-com:office:word" xmlns:w="http://schemas.openxmlformats.org/wordprocessingml/2006/main" xmlns:w14="http://schemas.microsoft.com/office/word/2010/wordml" xmlns:w15="http://schemas.microsoft.com/office/word/2012/wordml" xmlns:w16cex="http://schemas.microsoft.com/office/word/2018/wordml/cex" xmlns:w16cid="http://schemas.microsoft.com/office/word/2016/wordml/cid" xmlns:w16="http://schemas.microsoft.com/office/word/2018/wordml" xmlns:w16du="http://schemas.microsoft.com/office/word/2023/wordml/word16du" xmlns:w16sdtdh="http://schemas.microsoft.com/office/word/2020/wordml/sdtdatahash" xmlns:w16sdtfl="http://schemas.microsoft.com/office/word/2024/wordml/sdtformatlock" xmlns:w16se="http://schemas.microsoft.com/office/word/2015/wordml/symex" xmlns:wpg="http://schemas.microsoft.com/office/word/2010/wordprocessingGroup" xmlns:wpi="http://schemas.microsoft.com/office/word/2010/wordprocessingInk" xmlns:wne="http://schemas.microsoft.com/office/word/2006/wordml" xmlns:wps="http://schemas.microsoft.com/office/word/2010/wordprocessingShape" mc:Ignorable="w14 w15 w16se w16cid w16 w16cex w16sdtdh w16sdtfl w16du wp14">
   <w:p>
     <w:pPr>
       <w:pStyle w:val="Cabealho"/>
@@ -2918,7 +2737,7 @@
 </file>
 
 <file path=word/header2.xml><?xml version="1.0" encoding="utf-8"?>
-<w:hdr xmlns:wpc="http://schemas.microsoft.com/office/word/2010/wordprocessingCanvas" xmlns:cx="http://schemas.microsoft.com/office/drawing/2014/chartex" xmlns:cx1="http://schemas.microsoft.com/office/drawing/2015/9/8/chartex" xmlns:cx2="http://schemas.microsoft.com/office/drawing/2015/10/21/chartex" xmlns:cx3="http://schemas.microsoft.com/office/drawing/2016/5/9/chartex" xmlns:cx4="http://schemas.microsoft.com/office/drawing/2016/5/10/chartex" xmlns:cx5="http://schemas.microsoft.com/office/drawing/2016/5/11/chartex" xmlns:cx6="http://schemas.microsoft.com/office/drawing/2016/5/12/chartex" xmlns:cx7="http://schemas.microsoft.com/office/drawing/2016/5/13/chartex" xmlns:cx8="http://schemas.microsoft.com/office/drawing/2016/5/14/chartex" xmlns:mc="http://schemas.openxmlformats.org/markup-compatibility/2006" xmlns:aink="http://schemas.microsoft.com/office/drawing/2016/ink" xmlns:am3d="http://schemas.microsoft.com/office/drawing/2017/model3d" xmlns:o="urn:schemas-microsoft-com:office:office" xmlns:r="http://schemas.openxmlformats.org/officeDocument/2006/relationships" xmlns:m="http://schemas.openxmlformats.org/officeDocument/2006/math" xmlns:v="urn:schemas-microsoft-com:vml" xmlns:wp14="http://schemas.microsoft.com/office/word/2010/wordprocessingDrawing" xmlns:wp="http://schemas.openxmlformats.org/drawingml/2006/wordprocessingDrawing" xmlns:w10="urn:schemas-microsoft-com:office:word" xmlns:w="http://schemas.openxmlformats.org/wordprocessingml/2006/main" xmlns:w14="http://schemas.microsoft.com/office/word/2010/wordml" xmlns:w15="http://schemas.microsoft.com/office/word/2012/wordml" xmlns:w16cex="http://schemas.microsoft.com/office/word/2018/wordml/cex" xmlns:w16cid="http://schemas.microsoft.com/office/word/2016/wordml/cid" xmlns:w16="http://schemas.microsoft.com/office/word/2018/wordml" xmlns:w16sdtdh="http://schemas.microsoft.com/office/word/2020/wordml/sdtdatahash" xmlns:w16se="http://schemas.microsoft.com/office/word/2015/wordml/symex" xmlns:wpg="http://schemas.microsoft.com/office/word/2010/wordprocessingGroup" xmlns:wpi="http://schemas.microsoft.com/office/word/2010/wordprocessingInk" xmlns:wne="http://schemas.microsoft.com/office/word/2006/wordml" xmlns:wps="http://schemas.microsoft.com/office/word/2010/wordprocessingShape" mc:Ignorable="w14 w15 w16se w16cid w16 w16cex w16sdtdh wp14">
+<w:hdr xmlns:wpc="http://schemas.microsoft.com/office/word/2010/wordprocessingCanvas" xmlns:cx="http://schemas.microsoft.com/office/drawing/2014/chartex" xmlns:cx1="http://schemas.microsoft.com/office/drawing/2015/9/8/chartex" xmlns:cx2="http://schemas.microsoft.com/office/drawing/2015/10/21/chartex" xmlns:cx3="http://schemas.microsoft.com/office/drawing/2016/5/9/chartex" xmlns:cx4="http://schemas.microsoft.com/office/drawing/2016/5/10/chartex" xmlns:cx5="http://schemas.microsoft.com/office/drawing/2016/5/11/chartex" xmlns:cx6="http://schemas.microsoft.com/office/drawing/2016/5/12/chartex" xmlns:cx7="http://schemas.microsoft.com/office/drawing/2016/5/13/chartex" xmlns:cx8="http://schemas.microsoft.com/office/drawing/2016/5/14/chartex" xmlns:mc="http://schemas.openxmlformats.org/markup-compatibility/2006" xmlns:aink="http://schemas.microsoft.com/office/drawing/2016/ink" xmlns:am3d="http://schemas.microsoft.com/office/drawing/2017/model3d" xmlns:o="urn:schemas-microsoft-com:office:office" xmlns:oel="http://schemas.microsoft.com/office/2019/extlst" xmlns:r="http://schemas.openxmlformats.org/officeDocument/2006/relationships" xmlns:m="http://schemas.openxmlformats.org/officeDocument/2006/math" xmlns:v="urn:schemas-microsoft-com:vml" xmlns:wp14="http://schemas.microsoft.com/office/word/2010/wordprocessingDrawing" xmlns:wp="http://schemas.openxmlformats.org/drawingml/2006/wordprocessingDrawing" xmlns:w10="urn:schemas-microsoft-com:office:word" xmlns:w="http://schemas.openxmlformats.org/wordprocessingml/2006/main" xmlns:w14="http://schemas.microsoft.com/office/word/2010/wordml" xmlns:w15="http://schemas.microsoft.com/office/word/2012/wordml" xmlns:w16cex="http://schemas.microsoft.com/office/word/2018/wordml/cex" xmlns:w16cid="http://schemas.microsoft.com/office/word/2016/wordml/cid" xmlns:w16="http://schemas.microsoft.com/office/word/2018/wordml" xmlns:w16du="http://schemas.microsoft.com/office/word/2023/wordml/word16du" xmlns:w16sdtdh="http://schemas.microsoft.com/office/word/2020/wordml/sdtdatahash" xmlns:w16sdtfl="http://schemas.microsoft.com/office/word/2024/wordml/sdtformatlock" xmlns:w16se="http://schemas.microsoft.com/office/word/2015/wordml/symex" xmlns:wpg="http://schemas.microsoft.com/office/word/2010/wordprocessingGroup" xmlns:wpi="http://schemas.microsoft.com/office/word/2010/wordprocessingInk" xmlns:wne="http://schemas.microsoft.com/office/word/2006/wordml" xmlns:wps="http://schemas.microsoft.com/office/word/2010/wordprocessingShape" mc:Ignorable="w14 w15 w16se w16cid w16 w16cex w16sdtdh w16sdtfl w16du wp14">
   <w:p>
     <w:pPr>
       <w:pStyle w:val="Cabealho"/>
@@ -2976,7 +2795,7 @@
 </file>
 
 <file path=word/header3.xml><?xml version="1.0" encoding="utf-8"?>
-<w:hdr xmlns:wpc="http://schemas.microsoft.com/office/word/2010/wordprocessingCanvas" xmlns:cx="http://schemas.microsoft.com/office/drawing/2014/chartex" xmlns:cx1="http://schemas.microsoft.com/office/drawing/2015/9/8/chartex" xmlns:cx2="http://schemas.microsoft.com/office/drawing/2015/10/21/chartex" xmlns:cx3="http://schemas.microsoft.com/office/drawing/2016/5/9/chartex" xmlns:cx4="http://schemas.microsoft.com/office/drawing/2016/5/10/chartex" xmlns:cx5="http://schemas.microsoft.com/office/drawing/2016/5/11/chartex" xmlns:cx6="http://schemas.microsoft.com/office/drawing/2016/5/12/chartex" xmlns:cx7="http://schemas.microsoft.com/office/drawing/2016/5/13/chartex" xmlns:cx8="http://schemas.microsoft.com/office/drawing/2016/5/14/chartex" xmlns:mc="http://schemas.openxmlformats.org/markup-compatibility/2006" xmlns:aink="http://schemas.microsoft.com/office/drawing/2016/ink" xmlns:am3d="http://schemas.microsoft.com/office/drawing/2017/model3d" xmlns:o="urn:schemas-microsoft-com:office:office" xmlns:r="http://schemas.openxmlformats.org/officeDocument/2006/relationships" xmlns:m="http://schemas.openxmlformats.org/officeDocument/2006/math" xmlns:v="urn:schemas-microsoft-com:vml" xmlns:wp14="http://schemas.microsoft.com/office/word/2010/wordprocessingDrawing" xmlns:wp="http://schemas.openxmlformats.org/drawingml/2006/wordprocessingDrawing" xmlns:w10="urn:schemas-microsoft-com:office:word" xmlns:w="http://schemas.openxmlformats.org/wordprocessingml/2006/main" xmlns:w14="http://schemas.microsoft.com/office/word/2010/wordml" xmlns:w15="http://schemas.microsoft.com/office/word/2012/wordml" xmlns:w16cex="http://schemas.microsoft.com/office/word/2018/wordml/cex" xmlns:w16cid="http://schemas.microsoft.com/office/word/2016/wordml/cid" xmlns:w16="http://schemas.microsoft.com/office/word/2018/wordml" xmlns:w16sdtdh="http://schemas.microsoft.com/office/word/2020/wordml/sdtdatahash" xmlns:w16se="http://schemas.microsoft.com/office/word/2015/wordml/symex" xmlns:wpg="http://schemas.microsoft.com/office/word/2010/wordprocessingGroup" xmlns:wpi="http://schemas.microsoft.com/office/word/2010/wordprocessingInk" xmlns:wne="http://schemas.microsoft.com/office/word/2006/wordml" xmlns:wps="http://schemas.microsoft.com/office/word/2010/wordprocessingShape" mc:Ignorable="w14 w15 w16se w16cid w16 w16cex w16sdtdh wp14">
+<w:hdr xmlns:wpc="http://schemas.microsoft.com/office/word/2010/wordprocessingCanvas" xmlns:cx="http://schemas.microsoft.com/office/drawing/2014/chartex" xmlns:cx1="http://schemas.microsoft.com/office/drawing/2015/9/8/chartex" xmlns:cx2="http://schemas.microsoft.com/office/drawing/2015/10/21/chartex" xmlns:cx3="http://schemas.microsoft.com/office/drawing/2016/5/9/chartex" xmlns:cx4="http://schemas.microsoft.com/office/drawing/2016/5/10/chartex" xmlns:cx5="http://schemas.microsoft.com/office/drawing/2016/5/11/chartex" xmlns:cx6="http://schemas.microsoft.com/office/drawing/2016/5/12/chartex" xmlns:cx7="http://schemas.microsoft.com/office/drawing/2016/5/13/chartex" xmlns:cx8="http://schemas.microsoft.com/office/drawing/2016/5/14/chartex" xmlns:mc="http://schemas.openxmlformats.org/markup-compatibility/2006" xmlns:aink="http://schemas.microsoft.com/office/drawing/2016/ink" xmlns:am3d="http://schemas.microsoft.com/office/drawing/2017/model3d" xmlns:o="urn:schemas-microsoft-com:office:office" xmlns:oel="http://schemas.microsoft.com/office/2019/extlst" xmlns:r="http://schemas.openxmlformats.org/officeDocument/2006/relationships" xmlns:m="http://schemas.openxmlformats.org/officeDocument/2006/math" xmlns:v="urn:schemas-microsoft-com:vml" xmlns:wp14="http://schemas.microsoft.com/office/word/2010/wordprocessingDrawing" xmlns:wp="http://schemas.openxmlformats.org/drawingml/2006/wordprocessingDrawing" xmlns:w10="urn:schemas-microsoft-com:office:word" xmlns:w="http://schemas.openxmlformats.org/wordprocessingml/2006/main" xmlns:w14="http://schemas.microsoft.com/office/word/2010/wordml" xmlns:w15="http://schemas.microsoft.com/office/word/2012/wordml" xmlns:w16cex="http://schemas.microsoft.com/office/word/2018/wordml/cex" xmlns:w16cid="http://schemas.microsoft.com/office/word/2016/wordml/cid" xmlns:w16="http://schemas.microsoft.com/office/word/2018/wordml" xmlns:w16du="http://schemas.microsoft.com/office/word/2023/wordml/word16du" xmlns:w16sdtdh="http://schemas.microsoft.com/office/word/2020/wordml/sdtdatahash" xmlns:w16sdtfl="http://schemas.microsoft.com/office/word/2024/wordml/sdtformatlock" xmlns:w16se="http://schemas.microsoft.com/office/word/2015/wordml/symex" xmlns:wpg="http://schemas.microsoft.com/office/word/2010/wordprocessingGroup" xmlns:wpi="http://schemas.microsoft.com/office/word/2010/wordprocessingInk" xmlns:wne="http://schemas.microsoft.com/office/word/2006/wordml" xmlns:wps="http://schemas.microsoft.com/office/word/2010/wordprocessingShape" mc:Ignorable="w14 w15 w16se w16cid w16 w16cex w16sdtdh w16sdtfl w16du wp14">
   <w:p>
     <w:pPr>
       <w:pStyle w:val="Cabealho"/>
@@ -2986,7 +2805,7 @@
 </file>
 
 <file path=word/numbering.xml><?xml version="1.0" encoding="utf-8"?>
-<w:numbering xmlns:wpc="http://schemas.microsoft.com/office/word/2010/wordprocessingCanvas" xmlns:cx="http://schemas.microsoft.com/office/drawing/2014/chartex" xmlns:cx1="http://schemas.microsoft.com/office/drawing/2015/9/8/chartex" xmlns:cx2="http://schemas.microsoft.com/office/drawing/2015/10/21/chartex" xmlns:cx3="http://schemas.microsoft.com/office/drawing/2016/5/9/chartex" xmlns:cx4="http://schemas.microsoft.com/office/drawing/2016/5/10/chartex" xmlns:cx5="http://schemas.microsoft.com/office/drawing/2016/5/11/chartex" xmlns:cx6="http://schemas.microsoft.com/office/drawing/2016/5/12/chartex" xmlns:cx7="http://schemas.microsoft.com/office/drawing/2016/5/13/chartex" xmlns:cx8="http://schemas.microsoft.com/office/drawing/2016/5/14/chartex" xmlns:mc="http://schemas.openxmlformats.org/markup-compatibility/2006" xmlns:aink="http://schemas.microsoft.com/office/drawing/2016/ink" xmlns:am3d="http://schemas.microsoft.com/office/drawing/2017/model3d" xmlns:o="urn:schemas-microsoft-com:office:office" xmlns:r="http://schemas.openxmlformats.org/officeDocument/2006/relationships" xmlns:m="http://schemas.openxmlformats.org/officeDocument/2006/math" xmlns:v="urn:schemas-microsoft-com:vml" xmlns:wp14="http://schemas.microsoft.com/office/word/2010/wordprocessingDrawing" xmlns:wp="http://schemas.openxmlformats.org/drawingml/2006/wordprocessingDrawing" xmlns:w10="urn:schemas-microsoft-com:office:word" xmlns:w="http://schemas.openxmlformats.org/wordprocessingml/2006/main" xmlns:w14="http://schemas.microsoft.com/office/word/2010/wordml" xmlns:w15="http://schemas.microsoft.com/office/word/2012/wordml" xmlns:w16cex="http://schemas.microsoft.com/office/word/2018/wordml/cex" xmlns:w16cid="http://schemas.microsoft.com/office/word/2016/wordml/cid" xmlns:w16="http://schemas.microsoft.com/office/word/2018/wordml" xmlns:w16sdtdh="http://schemas.microsoft.com/office/word/2020/wordml/sdtdatahash" xmlns:w16se="http://schemas.microsoft.com/office/word/2015/wordml/symex" xmlns:wpg="http://schemas.microsoft.com/office/word/2010/wordprocessingGroup" xmlns:wpi="http://schemas.microsoft.com/office/word/2010/wordprocessingInk" xmlns:wne="http://schemas.microsoft.com/office/word/2006/wordml" xmlns:wps="http://schemas.microsoft.com/office/word/2010/wordprocessingShape" mc:Ignorable="w14 w15 w16se w16cid w16 w16cex w16sdtdh wp14">
+<w:numbering xmlns:wpc="http://schemas.microsoft.com/office/word/2010/wordprocessingCanvas" xmlns:cx="http://schemas.microsoft.com/office/drawing/2014/chartex" xmlns:cx1="http://schemas.microsoft.com/office/drawing/2015/9/8/chartex" xmlns:cx2="http://schemas.microsoft.com/office/drawing/2015/10/21/chartex" xmlns:cx3="http://schemas.microsoft.com/office/drawing/2016/5/9/chartex" xmlns:cx4="http://schemas.microsoft.com/office/drawing/2016/5/10/chartex" xmlns:cx5="http://schemas.microsoft.com/office/drawing/2016/5/11/chartex" xmlns:cx6="http://schemas.microsoft.com/office/drawing/2016/5/12/chartex" xmlns:cx7="http://schemas.microsoft.com/office/drawing/2016/5/13/chartex" xmlns:cx8="http://schemas.microsoft.com/office/drawing/2016/5/14/chartex" xmlns:mc="http://schemas.openxmlformats.org/markup-compatibility/2006" xmlns:aink="http://schemas.microsoft.com/office/drawing/2016/ink" xmlns:am3d="http://schemas.microsoft.com/office/drawing/2017/model3d" xmlns:o="urn:schemas-microsoft-com:office:office" xmlns:oel="http://schemas.microsoft.com/office/2019/extlst" xmlns:r="http://schemas.openxmlformats.org/officeDocument/2006/relationships" xmlns:m="http://schemas.openxmlformats.org/officeDocument/2006/math" xmlns:v="urn:schemas-microsoft-com:vml" xmlns:wp14="http://schemas.microsoft.com/office/word/2010/wordprocessingDrawing" xmlns:wp="http://schemas.openxmlformats.org/drawingml/2006/wordprocessingDrawing" xmlns:w10="urn:schemas-microsoft-com:office:word" xmlns:w="http://schemas.openxmlformats.org/wordprocessingml/2006/main" xmlns:w14="http://schemas.microsoft.com/office/word/2010/wordml" xmlns:w15="http://schemas.microsoft.com/office/word/2012/wordml" xmlns:w16cex="http://schemas.microsoft.com/office/word/2018/wordml/cex" xmlns:w16cid="http://schemas.microsoft.com/office/word/2016/wordml/cid" xmlns:w16="http://schemas.microsoft.com/office/word/2018/wordml" xmlns:w16du="http://schemas.microsoft.com/office/word/2023/wordml/word16du" xmlns:w16sdtdh="http://schemas.microsoft.com/office/word/2020/wordml/sdtdatahash" xmlns:w16sdtfl="http://schemas.microsoft.com/office/word/2024/wordml/sdtformatlock" xmlns:w16se="http://schemas.microsoft.com/office/word/2015/wordml/symex" xmlns:wpg="http://schemas.microsoft.com/office/word/2010/wordprocessingGroup" xmlns:wpi="http://schemas.microsoft.com/office/word/2010/wordprocessingInk" xmlns:wne="http://schemas.microsoft.com/office/word/2006/wordml" xmlns:wps="http://schemas.microsoft.com/office/word/2010/wordprocessingShape" mc:Ignorable="w14 w15 w16se w16cid w16 w16cex w16sdtdh w16sdtfl w16du wp14">
   <w:abstractNum w:abstractNumId="0" w15:restartNumberingAfterBreak="0">
     <w:nsid w:val="00586D43"/>
     <w:multiLevelType w:val="multilevel"/>
@@ -3663,19 +3482,19 @@
       </w:pPr>
     </w:lvl>
   </w:abstractNum>
-  <w:num w:numId="1">
+  <w:num w:numId="1" w16cid:durableId="1199665269">
     <w:abstractNumId w:val="0"/>
   </w:num>
-  <w:num w:numId="2">
+  <w:num w:numId="2" w16cid:durableId="996568702">
     <w:abstractNumId w:val="4"/>
   </w:num>
-  <w:num w:numId="3">
+  <w:num w:numId="3" w16cid:durableId="1613591501">
     <w:abstractNumId w:val="2"/>
   </w:num>
-  <w:num w:numId="4">
+  <w:num w:numId="4" w16cid:durableId="769659944">
     <w:abstractNumId w:val="3"/>
   </w:num>
-  <w:num w:numId="5">
+  <w:num w:numId="5" w16cid:durableId="1014961312">
     <w:abstractNumId w:val="2"/>
     <w:lvlOverride w:ilvl="0">
       <w:startOverride w:val="1"/>
@@ -3705,17 +3524,17 @@
       <w:startOverride w:val="1"/>
     </w:lvlOverride>
   </w:num>
-  <w:num w:numId="6">
+  <w:num w:numId="6" w16cid:durableId="1200506173">
     <w:abstractNumId w:val="5"/>
   </w:num>
-  <w:num w:numId="7">
+  <w:num w:numId="7" w16cid:durableId="1113552070">
     <w:abstractNumId w:val="1"/>
   </w:num>
 </w:numbering>
 </file>
 
 <file path=word/styles.xml><?xml version="1.0" encoding="utf-8"?>
-<w:styles xmlns:mc="http://schemas.openxmlformats.org/markup-compatibility/2006" xmlns:r="http://schemas.openxmlformats.org/officeDocument/2006/relationships" xmlns:w="http://schemas.openxmlformats.org/wordprocessingml/2006/main" xmlns:w14="http://schemas.microsoft.com/office/word/2010/wordml" xmlns:w15="http://schemas.microsoft.com/office/word/2012/wordml" xmlns:w16cex="http://schemas.microsoft.com/office/word/2018/wordml/cex" xmlns:w16cid="http://schemas.microsoft.com/office/word/2016/wordml/cid" xmlns:w16="http://schemas.microsoft.com/office/word/2018/wordml" xmlns:w16sdtdh="http://schemas.microsoft.com/office/word/2020/wordml/sdtdatahash" xmlns:w16se="http://schemas.microsoft.com/office/word/2015/wordml/symex" mc:Ignorable="w14 w15 w16se w16cid w16 w16cex w16sdtdh">
+<w:styles xmlns:mc="http://schemas.openxmlformats.org/markup-compatibility/2006" xmlns:r="http://schemas.openxmlformats.org/officeDocument/2006/relationships" xmlns:w="http://schemas.openxmlformats.org/wordprocessingml/2006/main" xmlns:w14="http://schemas.microsoft.com/office/word/2010/wordml" xmlns:w15="http://schemas.microsoft.com/office/word/2012/wordml" xmlns:w16cex="http://schemas.microsoft.com/office/word/2018/wordml/cex" xmlns:w16cid="http://schemas.microsoft.com/office/word/2016/wordml/cid" xmlns:w16="http://schemas.microsoft.com/office/word/2018/wordml" xmlns:w16du="http://schemas.microsoft.com/office/word/2023/wordml/word16du" xmlns:w16sdtdh="http://schemas.microsoft.com/office/word/2020/wordml/sdtdatahash" xmlns:w16sdtfl="http://schemas.microsoft.com/office/word/2024/wordml/sdtformatlock" xmlns:w16se="http://schemas.microsoft.com/office/word/2015/wordml/symex" mc:Ignorable="w14 w15 w16se w16cid w16 w16cex w16sdtdh w16sdtfl w16du">
   <w:docDefaults>
     <w:rPrDefault>
       <w:rPr>
